--- a/tasks/medical_pathfinder_billing_and_coding_c01deb6e/environment/initial_workspace/PBC_SOP.docx
+++ b/tasks/medical_pathfinder_billing_and_coding_c01deb6e/environment/initial_workspace/PBC_SOP.docx
@@ -1637,6 +1637,9 @@
       </w:r>
       <w:r>
         <w:t xml:space="preserve"> is used when a denial or underpayment on a claim exceeding $10,000 triggers the joint review protocol in Section 9.3.</w:t>
+      </w:r>
+      <w:r>
+        <w:t xml:space="preserve"> Payer disputes between $5,000 and $10,000 routed under Section 9.1 are escalated immediately upon identification with Escalation Reason Payer Dispute; the two-cycle threshold above does not apply to that pathway.</w:t>
       </w:r>
     </w:p>
     <w:p>
